--- a/backend/templates/AL19NOTASPROYECTOS.docx
+++ b/backend/templates/AL19NOTASPROYECTOS.docx
@@ -136,7 +136,7 @@
                 <v:stroke joinstyle="miter"/>
                 <v:path gradientshapeok="t" o:connecttype="rect"/>
               </v:shapetype>
-              <v:shape id="Text Box 4" o:spid="_x0000_s1026" type="#_x0000_t202" style="position:absolute;left:0;text-align:left;margin-left:459.7pt;margin-top:29.6pt;width:48.95pt;height:19.6pt;z-index:251658240;visibility:visible;mso-wrap-style:square;mso-width-percent:0;mso-height-percent:0;mso-wrap-distance-left:9pt;mso-wrap-distance-top:0;mso-wrap-distance-right:9pt;mso-wrap-distance-bottom:0;mso-position-horizontal:absolute;mso-position-horizontal-relative:text;mso-position-vertical:absolute;mso-position-vertical-relative:text;mso-width-percent:0;mso-height-percent:0;mso-width-relative:page;mso-height-relative:page;v-text-anchor:top" o:gfxdata="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">
+              <v:shape id="Text Box 4" o:spid="_x0000_s1026" type="#_x0000_t202" style="position:absolute;left:0;text-align:left;margin-left:459.7pt;margin-top:29.6pt;width:48.95pt;height:19.6pt;z-index:251656704;visibility:visible;mso-wrap-style:square;mso-width-percent:0;mso-height-percent:0;mso-wrap-distance-left:9pt;mso-wrap-distance-top:0;mso-wrap-distance-right:9pt;mso-wrap-distance-bottom:0;mso-position-horizontal:absolute;mso-position-horizontal-relative:text;mso-position-vertical:absolute;mso-position-vertical-relative:text;mso-width-percent:0;mso-height-percent:0;mso-width-relative:page;mso-height-relative:page;v-text-anchor:top" o:gfxdata="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">
                 <v:shadow on="t" offset="6pt,6pt"/>
                 <v:textbox>
                   <w:txbxContent>
@@ -714,7 +714,21 @@
         <w:rPr>
           <w:sz w:val="12"/>
         </w:rPr>
-        <w:t xml:space="preserve">      {jornada}</w:t>
+        <w:t xml:space="preserve">   </w:t>
+      </w:r>
+      <w:proofErr w:type="gramStart"/>
+      <w:r>
+        <w:rPr>
+          <w:sz w:val="12"/>
+        </w:rPr>
+        <w:t xml:space="preserve">   {</w:t>
+      </w:r>
+      <w:proofErr w:type="gramEnd"/>
+      <w:r>
+        <w:rPr>
+          <w:sz w:val="12"/>
+        </w:rPr>
+        <w:t>jornada}</w:t>
       </w:r>
       <w:r>
         <w:rPr>
@@ -1127,7 +1141,27 @@
                 <w:sz w:val="22"/>
                 <w:szCs w:val="22"/>
               </w:rPr>
-              <w:t>{#estudiantes}{num}</w:t>
+              <w:t>{#</w:t>
+            </w:r>
+            <w:proofErr w:type="gramStart"/>
+            <w:r>
+              <w:rPr>
+                <w:rFonts w:ascii="Calibri" w:hAnsi="Calibri"/>
+                <w:color w:val="000000"/>
+                <w:sz w:val="22"/>
+                <w:szCs w:val="22"/>
+              </w:rPr>
+              <w:t>estudiantes}{</w:t>
+            </w:r>
+            <w:proofErr w:type="gramEnd"/>
+            <w:r>
+              <w:rPr>
+                <w:rFonts w:ascii="Calibri" w:hAnsi="Calibri"/>
+                <w:color w:val="000000"/>
+                <w:sz w:val="22"/>
+                <w:szCs w:val="22"/>
+              </w:rPr>
+              <w:t>num}</w:t>
             </w:r>
           </w:p>
         </w:tc>
@@ -1334,26 +1368,6 @@
                 <w:szCs w:val="22"/>
               </w:rPr>
             </w:pPr>
-          </w:p>
-          <w:p>
-            <w:pPr>
-              <w:rPr>
-                <w:rFonts w:ascii="Calibri" w:hAnsi="Calibri"/>
-                <w:color w:val="000000"/>
-                <w:sz w:val="22"/>
-                <w:szCs w:val="22"/>
-              </w:rPr>
-            </w:pPr>
-          </w:p>
-          <w:p>
-            <w:pPr>
-              <w:rPr>
-                <w:rFonts w:ascii="Calibri" w:hAnsi="Calibri"/>
-                <w:color w:val="000000"/>
-                <w:sz w:val="22"/>
-                <w:szCs w:val="22"/>
-              </w:rPr>
-            </w:pPr>
             <w:r>
               <w:rPr>
                 <w:rFonts w:ascii="Calibri" w:hAnsi="Calibri"/>
@@ -1392,26 +1406,6 @@
               </w:rPr>
               <w:t>}</w:t>
             </w:r>
-          </w:p>
-          <w:p>
-            <w:pPr>
-              <w:rPr>
-                <w:rFonts w:ascii="Calibri" w:hAnsi="Calibri"/>
-                <w:color w:val="000000"/>
-                <w:sz w:val="22"/>
-                <w:szCs w:val="22"/>
-              </w:rPr>
-            </w:pPr>
-          </w:p>
-          <w:p>
-            <w:pPr>
-              <w:rPr>
-                <w:rFonts w:ascii="Calibri" w:hAnsi="Calibri"/>
-                <w:color w:val="000000"/>
-                <w:sz w:val="22"/>
-                <w:szCs w:val="22"/>
-              </w:rPr>
-            </w:pPr>
           </w:p>
           <w:p>
             <w:pPr>
@@ -1544,6 +1538,14 @@
             <w:vAlign w:val="bottom"/>
             <w:hideMark/>
           </w:tcPr>
+          <w:p>
+            <w:pPr>
+              <w:rPr>
+                <w:sz w:val="20"/>
+                <w:szCs w:val="20"/>
+              </w:rPr>
+            </w:pPr>
+          </w:p>
           <w:p>
             <w:pPr>
               <w:rPr>
@@ -1683,6 +1685,7 @@
                 <w:szCs w:val="22"/>
               </w:rPr>
             </w:pPr>
+            <w:proofErr w:type="gramStart"/>
             <w:r>
               <w:rPr>
                 <w:rFonts w:ascii="Calibri" w:hAnsi="Calibri"/>
@@ -1690,7 +1693,17 @@
                 <w:sz w:val="22"/>
                 <w:szCs w:val="22"/>
               </w:rPr>
-              <w:t>Secretario:………………………………….</w:t>
+              <w:t>Secretario:…</w:t>
+            </w:r>
+            <w:proofErr w:type="gramEnd"/>
+            <w:r>
+              <w:rPr>
+                <w:rFonts w:ascii="Calibri" w:hAnsi="Calibri"/>
+                <w:color w:val="000000"/>
+                <w:sz w:val="22"/>
+                <w:szCs w:val="22"/>
+              </w:rPr>
+              <w:t>……………………………….</w:t>
             </w:r>
           </w:p>
         </w:tc>
